--- a/templates/docx_templates/青春版合同模板_带变量.docx
+++ b/templates/docx_templates/青春版合同模板_带变量.docx
@@ -468,8 +468,6 @@
         </w:rPr>
         <w:t>509272088361</w:t>
       </w:r>
-      <w:bookmarkStart w:id="12" w:name="_GoBack"/>
-      <w:bookmarkEnd w:id="12"/>
     </w:p>
     <w:p>
       <w:pPr>
@@ -2127,7 +2125,38 @@
           <w:u w:val="single"/>
           <w:shd w:val="solid" w:color="FFFFFF" w:fill="FFFFFF"/>
         </w:rPr>
-        <w:t xml:space="preserve">   </w:t>
+        <w:t xml:space="preserve"> </w:t>
+      </w:r>
+      <w:r>
+        <w:rPr>
+          <w:rFonts w:hint="eastAsia" w:ascii="仿宋" w:hAnsi="仿宋" w:eastAsia="仿宋"/>
+          <w:sz w:val="24"/>
+          <w:szCs w:val="24"/>
+          <w:u w:val="single"/>
+        </w:rPr>
+        <w:t>{{ start_month }}</w:t>
+      </w:r>
+      <w:r>
+        <w:rPr>
+          <w:rFonts w:ascii="仿宋" w:hAnsi="仿宋" w:eastAsia="仿宋"/>
+          <w:sz w:val="24"/>
+          <w:szCs w:val="24"/>
+          <w:u w:val="single"/>
+        </w:rPr>
+        <w:t xml:space="preserve"> </w:t>
+      </w:r>
+      <w:bookmarkStart w:id="12" w:name="_GoBack"/>
+      <w:bookmarkEnd w:id="12"/>
+      <w:r>
+        <w:rPr>
+          <w:rFonts w:ascii="仿宋" w:hAnsi="仿宋" w:eastAsia="仿宋"/>
+          <w:color w:val="333333"/>
+          <w:sz w:val="24"/>
+          <w:szCs w:val="24"/>
+          <w:u w:val="single"/>
+          <w:shd w:val="solid" w:color="FFFFFF" w:fill="FFFFFF"/>
+        </w:rPr>
+        <w:t xml:space="preserve"> </w:t>
       </w:r>
       <w:r>
         <w:rPr>
